--- a/downloads/teacher/05 Materials/Unit 01/Handouts/Handout 01.13 - Station Card Sheet Pan Nachos.docx
+++ b/downloads/teacher/05 Materials/Unit 01/Handouts/Handout 01.13 - Station Card Sheet Pan Nachos.docx
@@ -820,22 +820,7 @@
         <w:pStyle w:val="FirstParagraph"/>
       </w:pPr>
       <w:r>
-        <w:t xml:space="preserve">Salsa (2 tablespoons is a serving, 220 mg sodium). Sour cream (2 tablespoons is a serving, 15 mg sodium).</w:t>
-      </w:r>
-      <w:r>
-        <w:t xml:space="preserve"> </w:t>
-      </w:r>
-      <w:r>
-        <w:rPr>
-          <w:rStyle w:val="TeacherNote"/>
-        </w:rPr>
-        <w:t xml:space="preserve">[Sal: optional, no knives: sliced black olives from a can, pre-shredded lettuce.]</w:t>
-      </w:r>
-      <w:r>
-        <w:t xml:space="preserve"> </w:t>
-      </w:r>
-      <w:r>
-        <w:t xml:space="preserve">One station at the bar at a time. The Runner serves. Plates come to the bar; the bar does not come to the plates.</w:t>
+        <w:t xml:space="preserve">Salsa (2 tablespoons is a serving, 220 mg sodium). Sour cream (2 tablespoons is a serving, 15 mg sodium). One station at the bar at a time. The Runner serves. Plates come to the bar; the bar does not come to the plates.</w:t>
       </w:r>
     </w:p>
     <w:p>
@@ -900,41 +885,6 @@
     <w:p>
       <w:pPr>
         <w:pStyle w:val="FirstParagraph"/>
-      </w:pPr>
-      <w:r>
-        <w:rPr>
-          <w:rStyle w:val="TeacherNote"/>
-        </w:rPr>
-        <w:t xml:space="preserve">[Sal: paste the eight-step list from</w:t>
-      </w:r>
-      <w:r>
-        <w:rPr>
-          <w:rStyle w:val="TeacherNote"/>
-        </w:rPr>
-        <w:t xml:space="preserve"> </w:t>
-      </w:r>
-      <w:r>
-        <w:rPr>
-          <w:rStyle w:val="VerbatimChar"/>
-        </w:rPr>
-        <w:t xml:space="preserve">Vocabulary 01.md</w:t>
-      </w:r>
-      <w:r>
-        <w:rPr>
-          <w:rStyle w:val="TeacherNote"/>
-        </w:rPr>
-        <w:t xml:space="preserve"> </w:t>
-      </w:r>
-      <w:r>
-        <w:rPr>
-          <w:rStyle w:val="TeacherNote"/>
-        </w:rPr>
-        <w:t xml:space="preserve">here: wash hands, line the pan, layer the chips, drain and rinse beans, drain corn, spread and top with cheese, teacher bakes, plate and eat, clean.]</w:t>
-      </w:r>
-    </w:p>
-    <w:p>
-      <w:pPr>
-        <w:pStyle w:val="BodyText"/>
       </w:pPr>
       <w:r>
         <w:t xml:space="preserve">Store and circular used for pricing: ______________________ Dates: ______________ Cost per station: $______</w:t>
